--- a/assets/cv-anglais.docx
+++ b/assets/cv-anglais.docx
@@ -15,7 +15,7 @@
           <w:kern w:val="36"/>
           <w:sz w:val="48"/>
           <w:szCs w:val="48"/>
-          <w:lang w:val="en-US" w:eastAsia="fr-FR"/>
+          <w:lang w:eastAsia="fr-FR"/>
         </w:rPr>
       </w:pPr>
       <w:r>
@@ -27,7 +27,7 @@
           <w:kern w:val="36"/>
           <w:sz w:val="48"/>
           <w:szCs w:val="48"/>
-          <w:lang w:val="en-US" w:eastAsia="fr-FR"/>
+          <w:lang w:eastAsia="fr-FR"/>
         </w:rPr>
         <w:t>AURÉLIA AKISSOE</w:t>
       </w:r>
@@ -38,62 +38,73 @@
         <w:jc w:val="both"/>
         <w:rPr>
           <w:rFonts w:eastAsia="Times New Roman" w:cstheme="minorHAnsi"/>
-          <w:sz w:val="24"/>
-          <w:szCs w:val="24"/>
-          <w:lang w:val="en-US" w:eastAsia="fr-FR"/>
-        </w:rPr>
-      </w:pPr>
-      <w:r>
-        <w:rPr>
-          <w:rFonts w:eastAsia="Times New Roman" w:cstheme="minorHAnsi"/>
-          <w:b/>
-          <w:bCs/>
-          <w:sz w:val="24"/>
-          <w:szCs w:val="24"/>
-          <w:lang w:val="en-US" w:eastAsia="fr-FR"/>
-        </w:rPr>
-        <w:t xml:space="preserve">Digital &amp; Community </w:t>
-      </w:r>
-      <w:r>
-        <w:rPr>
-          <w:rFonts w:eastAsia="Times New Roman" w:cstheme="minorHAnsi"/>
-          <w:b/>
-          <w:bCs/>
-          <w:sz w:val="24"/>
-          <w:szCs w:val="24"/>
-          <w:lang w:val="en-US" w:eastAsia="fr-FR"/>
+          <w:b/>
+          <w:bCs/>
+          <w:sz w:val="24"/>
+          <w:szCs w:val="24"/>
+          <w:lang w:eastAsia="fr-FR"/>
+        </w:rPr>
+      </w:pPr>
+      <w:r>
+        <w:rPr>
+          <w:rFonts w:eastAsia="Times New Roman" w:cstheme="minorHAnsi"/>
+          <w:b/>
+          <w:bCs/>
+          <w:sz w:val="24"/>
+          <w:szCs w:val="24"/>
+          <w:lang w:eastAsia="fr-FR"/>
+        </w:rPr>
+        <w:t xml:space="preserve">Digital &amp; </w:t>
+      </w:r>
+      <w:proofErr w:type="spellStart"/>
+      <w:r>
+        <w:rPr>
+          <w:rFonts w:eastAsia="Times New Roman" w:cstheme="minorHAnsi"/>
+          <w:b/>
+          <w:bCs/>
+          <w:sz w:val="24"/>
+          <w:szCs w:val="24"/>
+          <w:lang w:eastAsia="fr-FR"/>
+        </w:rPr>
+        <w:t>Community</w:t>
+      </w:r>
+      <w:proofErr w:type="spellEnd"/>
+      <w:r>
+        <w:rPr>
+          <w:rFonts w:eastAsia="Times New Roman" w:cstheme="minorHAnsi"/>
+          <w:b/>
+          <w:bCs/>
+          <w:sz w:val="24"/>
+          <w:szCs w:val="24"/>
+          <w:lang w:eastAsia="fr-FR"/>
+        </w:rPr>
+        <w:t xml:space="preserve"> </w:t>
+      </w:r>
+      <w:r>
+        <w:rPr>
+          <w:rFonts w:eastAsia="Times New Roman" w:cstheme="minorHAnsi"/>
+          <w:b/>
+          <w:bCs/>
+          <w:sz w:val="24"/>
+          <w:szCs w:val="24"/>
+          <w:lang w:eastAsia="fr-FR"/>
         </w:rPr>
         <w:t>Manager</w:t>
       </w:r>
+    </w:p>
+    <w:p>
+      <w:pPr>
+        <w:spacing w:after="0" w:line="276" w:lineRule="auto"/>
+        <w:jc w:val="both"/>
+        <w:rPr>
+          <w:rFonts w:eastAsia="Times New Roman" w:cstheme="minorHAnsi"/>
+          <w:sz w:val="24"/>
+          <w:szCs w:val="24"/>
+          <w:lang w:eastAsia="fr-FR"/>
+        </w:rPr>
+      </w:pPr>
       <w:bookmarkStart w:id="0" w:name="_GoBack"/>
       <w:bookmarkEnd w:id="0"/>
-      <w:r>
-        <w:rPr>
-          <w:rFonts w:eastAsia="Times New Roman" w:cstheme="minorHAnsi"/>
-          <w:sz w:val="24"/>
-          <w:szCs w:val="24"/>
-          <w:lang w:val="en-US" w:eastAsia="fr-FR"/>
-        </w:rPr>
-        <w:t xml:space="preserve"> </w:t>
-      </w:r>
-      <w:r>
-        <w:rPr>
-          <w:rFonts w:ascii="Segoe UI Symbol" w:eastAsia="Times New Roman" w:hAnsi="Segoe UI Symbol" w:cs="Segoe UI Symbol"/>
-          <w:sz w:val="24"/>
-          <w:szCs w:val="24"/>
-          <w:lang w:eastAsia="fr-FR"/>
-        </w:rPr>
-        <w:t>📞</w:t>
-      </w:r>
-      <w:r>
-        <w:rPr>
-          <w:rFonts w:eastAsia="Times New Roman" w:cstheme="minorHAnsi"/>
-          <w:sz w:val="24"/>
-          <w:szCs w:val="24"/>
-          <w:lang w:val="en-US" w:eastAsia="fr-FR"/>
-        </w:rPr>
-        <w:t xml:space="preserve"> +33 (0) 6 46 15 89 02 |</w:t>
-      </w:r>
     </w:p>
     <w:p>
       <w:pPr>
@@ -164,6 +175,15 @@
         </w:rPr>
         <w:t xml:space="preserve"> Bordeaux, Paris</w:t>
       </w:r>
+      <w:r>
+        <w:rPr>
+          <w:rFonts w:eastAsia="Times New Roman" w:cstheme="minorHAnsi"/>
+          <w:sz w:val="24"/>
+          <w:szCs w:val="24"/>
+          <w:lang w:eastAsia="fr-FR"/>
+        </w:rPr>
+        <w:t>, Orléans</w:t>
+      </w:r>
     </w:p>
     <w:p>
       <w:pPr>
@@ -685,14 +705,45 @@
           <w:lang w:val="en-US" w:eastAsia="fr-FR"/>
         </w:rPr>
       </w:pPr>
-      <w:r>
-        <w:rPr>
-          <w:rFonts w:eastAsia="Times New Roman" w:cstheme="minorHAnsi"/>
-          <w:sz w:val="24"/>
-          <w:szCs w:val="24"/>
-          <w:lang w:val="en-US" w:eastAsia="fr-FR"/>
-        </w:rPr>
-        <w:t>Canva &amp; CapCut Mastery</w:t>
+      <w:proofErr w:type="spellStart"/>
+      <w:r>
+        <w:rPr>
+          <w:rFonts w:eastAsia="Times New Roman" w:cstheme="minorHAnsi"/>
+          <w:sz w:val="24"/>
+          <w:szCs w:val="24"/>
+          <w:lang w:val="en-US" w:eastAsia="fr-FR"/>
+        </w:rPr>
+        <w:t>Canva</w:t>
+      </w:r>
+      <w:proofErr w:type="spellEnd"/>
+      <w:r>
+        <w:rPr>
+          <w:rFonts w:eastAsia="Times New Roman" w:cstheme="minorHAnsi"/>
+          <w:sz w:val="24"/>
+          <w:szCs w:val="24"/>
+          <w:lang w:val="en-US" w:eastAsia="fr-FR"/>
+        </w:rPr>
+        <w:t xml:space="preserve"> &amp; </w:t>
+      </w:r>
+      <w:proofErr w:type="spellStart"/>
+      <w:r>
+        <w:rPr>
+          <w:rFonts w:eastAsia="Times New Roman" w:cstheme="minorHAnsi"/>
+          <w:sz w:val="24"/>
+          <w:szCs w:val="24"/>
+          <w:lang w:val="en-US" w:eastAsia="fr-FR"/>
+        </w:rPr>
+        <w:t>CapCut</w:t>
+      </w:r>
+      <w:proofErr w:type="spellEnd"/>
+      <w:r>
+        <w:rPr>
+          <w:rFonts w:eastAsia="Times New Roman" w:cstheme="minorHAnsi"/>
+          <w:sz w:val="24"/>
+          <w:szCs w:val="24"/>
+          <w:lang w:val="en-US" w:eastAsia="fr-FR"/>
+        </w:rPr>
+        <w:t xml:space="preserve"> Mastery</w:t>
       </w:r>
     </w:p>
     <w:p>
@@ -776,7 +827,47 @@
           <w:szCs w:val="24"/>
           <w:lang w:val="en-US" w:eastAsia="fr-FR"/>
         </w:rPr>
-        <w:t xml:space="preserve"> Microsoft Office Suite, Canva, CapCut, Social Media Analytics Platforms</w:t>
+        <w:t xml:space="preserve"> Microsoft Office Suite, </w:t>
+      </w:r>
+      <w:proofErr w:type="spellStart"/>
+      <w:r>
+        <w:rPr>
+          <w:rFonts w:eastAsia="Times New Roman" w:cstheme="minorHAnsi"/>
+          <w:sz w:val="24"/>
+          <w:szCs w:val="24"/>
+          <w:lang w:val="en-US" w:eastAsia="fr-FR"/>
+        </w:rPr>
+        <w:t>Canva</w:t>
+      </w:r>
+      <w:proofErr w:type="spellEnd"/>
+      <w:r>
+        <w:rPr>
+          <w:rFonts w:eastAsia="Times New Roman" w:cstheme="minorHAnsi"/>
+          <w:sz w:val="24"/>
+          <w:szCs w:val="24"/>
+          <w:lang w:val="en-US" w:eastAsia="fr-FR"/>
+        </w:rPr>
+        <w:t xml:space="preserve">, </w:t>
+      </w:r>
+      <w:proofErr w:type="spellStart"/>
+      <w:r>
+        <w:rPr>
+          <w:rFonts w:eastAsia="Times New Roman" w:cstheme="minorHAnsi"/>
+          <w:sz w:val="24"/>
+          <w:szCs w:val="24"/>
+          <w:lang w:val="en-US" w:eastAsia="fr-FR"/>
+        </w:rPr>
+        <w:t>CapCut</w:t>
+      </w:r>
+      <w:proofErr w:type="spellEnd"/>
+      <w:r>
+        <w:rPr>
+          <w:rFonts w:eastAsia="Times New Roman" w:cstheme="minorHAnsi"/>
+          <w:sz w:val="24"/>
+          <w:szCs w:val="24"/>
+          <w:lang w:val="en-US" w:eastAsia="fr-FR"/>
+        </w:rPr>
+        <w:t>, Social Media Analytics Platforms</w:t>
       </w:r>
     </w:p>
     <w:p>
@@ -931,7 +1022,27 @@
           <w:szCs w:val="24"/>
           <w:lang w:val="en-US" w:eastAsia="fr-FR"/>
         </w:rPr>
-        <w:t xml:space="preserve"> Grew TikTok followers by </w:t>
+        <w:t xml:space="preserve"> Grew </w:t>
+      </w:r>
+      <w:proofErr w:type="spellStart"/>
+      <w:r>
+        <w:rPr>
+          <w:rFonts w:eastAsia="Times New Roman" w:cstheme="minorHAnsi"/>
+          <w:sz w:val="24"/>
+          <w:szCs w:val="24"/>
+          <w:lang w:val="en-US" w:eastAsia="fr-FR"/>
+        </w:rPr>
+        <w:t>TikTok</w:t>
+      </w:r>
+      <w:proofErr w:type="spellEnd"/>
+      <w:r>
+        <w:rPr>
+          <w:rFonts w:eastAsia="Times New Roman" w:cstheme="minorHAnsi"/>
+          <w:sz w:val="24"/>
+          <w:szCs w:val="24"/>
+          <w:lang w:val="en-US" w:eastAsia="fr-FR"/>
+        </w:rPr>
+        <w:t xml:space="preserve"> followers by </w:t>
       </w:r>
       <w:r>
         <w:rPr>
@@ -1027,7 +1138,27 @@
           <w:szCs w:val="24"/>
           <w:lang w:val="en-US" w:eastAsia="fr-FR"/>
         </w:rPr>
-        <w:t xml:space="preserve"> Provided real-time client support and curated engaging, on-brand content across Instagram, Facebook, and TikTok.</w:t>
+        <w:t xml:space="preserve"> Provided real-time client support and curated engaging, on-brand content across Instagram, Facebook, and </w:t>
+      </w:r>
+      <w:proofErr w:type="spellStart"/>
+      <w:r>
+        <w:rPr>
+          <w:rFonts w:eastAsia="Times New Roman" w:cstheme="minorHAnsi"/>
+          <w:sz w:val="24"/>
+          <w:szCs w:val="24"/>
+          <w:lang w:val="en-US" w:eastAsia="fr-FR"/>
+        </w:rPr>
+        <w:t>TikTok</w:t>
+      </w:r>
+      <w:proofErr w:type="spellEnd"/>
+      <w:r>
+        <w:rPr>
+          <w:rFonts w:eastAsia="Times New Roman" w:cstheme="minorHAnsi"/>
+          <w:sz w:val="24"/>
+          <w:szCs w:val="24"/>
+          <w:lang w:val="en-US" w:eastAsia="fr-FR"/>
+        </w:rPr>
+        <w:t>.</w:t>
       </w:r>
     </w:p>
     <w:p>
@@ -1082,6 +1213,7 @@
           <w:szCs w:val="24"/>
           <w:lang w:val="en-US" w:eastAsia="fr-FR"/>
         </w:rPr>
+        <w:lastRenderedPageBreak/>
         <w:br w:type="page"/>
       </w:r>
     </w:p>
@@ -1270,16 +1402,29 @@
         </w:rPr>
         <w:t xml:space="preserve"> - </w:t>
       </w:r>
-      <w:r>
-        <w:rPr>
-          <w:rFonts w:eastAsia="Times New Roman" w:cstheme="minorHAnsi"/>
-          <w:b/>
-          <w:bCs/>
-          <w:sz w:val="24"/>
-          <w:szCs w:val="24"/>
-          <w:lang w:val="en-US" w:eastAsia="fr-FR"/>
-        </w:rPr>
-        <w:t>Agence MAXAFRICA, Cotonou</w:t>
+      <w:proofErr w:type="spellStart"/>
+      <w:r>
+        <w:rPr>
+          <w:rFonts w:eastAsia="Times New Roman" w:cstheme="minorHAnsi"/>
+          <w:b/>
+          <w:bCs/>
+          <w:sz w:val="24"/>
+          <w:szCs w:val="24"/>
+          <w:lang w:val="en-US" w:eastAsia="fr-FR"/>
+        </w:rPr>
+        <w:t>Agence</w:t>
+      </w:r>
+      <w:proofErr w:type="spellEnd"/>
+      <w:r>
+        <w:rPr>
+          <w:rFonts w:eastAsia="Times New Roman" w:cstheme="minorHAnsi"/>
+          <w:b/>
+          <w:bCs/>
+          <w:sz w:val="24"/>
+          <w:szCs w:val="24"/>
+          <w:lang w:val="en-US" w:eastAsia="fr-FR"/>
+        </w:rPr>
+        <w:t xml:space="preserve"> MAXAFRICA, Cotonou</w:t>
       </w:r>
       <w:r>
         <w:rPr>
@@ -1391,7 +1536,47 @@
           <w:szCs w:val="24"/>
           <w:lang w:val="en-US" w:eastAsia="fr-FR"/>
         </w:rPr>
-        <w:t xml:space="preserve"> Produced eye-catching visuals using Canva and CapCut, enhancing campaign engagement.</w:t>
+        <w:t xml:space="preserve"> Produced eye-catching visuals using </w:t>
+      </w:r>
+      <w:proofErr w:type="spellStart"/>
+      <w:r>
+        <w:rPr>
+          <w:rFonts w:eastAsia="Times New Roman" w:cstheme="minorHAnsi"/>
+          <w:sz w:val="24"/>
+          <w:szCs w:val="24"/>
+          <w:lang w:val="en-US" w:eastAsia="fr-FR"/>
+        </w:rPr>
+        <w:t>Canva</w:t>
+      </w:r>
+      <w:proofErr w:type="spellEnd"/>
+      <w:r>
+        <w:rPr>
+          <w:rFonts w:eastAsia="Times New Roman" w:cstheme="minorHAnsi"/>
+          <w:sz w:val="24"/>
+          <w:szCs w:val="24"/>
+          <w:lang w:val="en-US" w:eastAsia="fr-FR"/>
+        </w:rPr>
+        <w:t xml:space="preserve"> and </w:t>
+      </w:r>
+      <w:proofErr w:type="spellStart"/>
+      <w:r>
+        <w:rPr>
+          <w:rFonts w:eastAsia="Times New Roman" w:cstheme="minorHAnsi"/>
+          <w:sz w:val="24"/>
+          <w:szCs w:val="24"/>
+          <w:lang w:val="en-US" w:eastAsia="fr-FR"/>
+        </w:rPr>
+        <w:t>CapCut</w:t>
+      </w:r>
+      <w:proofErr w:type="spellEnd"/>
+      <w:r>
+        <w:rPr>
+          <w:rFonts w:eastAsia="Times New Roman" w:cstheme="minorHAnsi"/>
+          <w:sz w:val="24"/>
+          <w:szCs w:val="24"/>
+          <w:lang w:val="en-US" w:eastAsia="fr-FR"/>
+        </w:rPr>
+        <w:t>, enhancing campaign engagement.</w:t>
       </w:r>
     </w:p>
     <w:p>
@@ -1416,8 +1601,48 @@
           <w:szCs w:val="24"/>
           <w:lang w:eastAsia="fr-FR"/>
         </w:rPr>
-        <w:t>Engagement Analysis Intern</w:t>
-      </w:r>
+        <w:t xml:space="preserve">Engagement </w:t>
+      </w:r>
+      <w:proofErr w:type="spellStart"/>
+      <w:r>
+        <w:rPr>
+          <w:rFonts w:eastAsia="Times New Roman" w:cstheme="minorHAnsi"/>
+          <w:b/>
+          <w:bCs/>
+          <w:color w:val="8EAADB" w:themeColor="accent5" w:themeTint="99"/>
+          <w:sz w:val="24"/>
+          <w:szCs w:val="24"/>
+          <w:lang w:eastAsia="fr-FR"/>
+        </w:rPr>
+        <w:t>Analysis</w:t>
+      </w:r>
+      <w:proofErr w:type="spellEnd"/>
+      <w:r>
+        <w:rPr>
+          <w:rFonts w:eastAsia="Times New Roman" w:cstheme="minorHAnsi"/>
+          <w:b/>
+          <w:bCs/>
+          <w:color w:val="8EAADB" w:themeColor="accent5" w:themeTint="99"/>
+          <w:sz w:val="24"/>
+          <w:szCs w:val="24"/>
+          <w:lang w:eastAsia="fr-FR"/>
+        </w:rPr>
+        <w:t xml:space="preserve"> </w:t>
+      </w:r>
+      <w:proofErr w:type="spellStart"/>
+      <w:r>
+        <w:rPr>
+          <w:rFonts w:eastAsia="Times New Roman" w:cstheme="minorHAnsi"/>
+          <w:b/>
+          <w:bCs/>
+          <w:color w:val="8EAADB" w:themeColor="accent5" w:themeTint="99"/>
+          <w:sz w:val="24"/>
+          <w:szCs w:val="24"/>
+          <w:lang w:eastAsia="fr-FR"/>
+        </w:rPr>
+        <w:t>Intern</w:t>
+      </w:r>
+      <w:proofErr w:type="spellEnd"/>
       <w:r>
         <w:rPr>
           <w:rFonts w:eastAsia="Times New Roman" w:cstheme="minorHAnsi"/>
@@ -1459,7 +1684,31 @@
           <w:szCs w:val="24"/>
           <w:lang w:eastAsia="fr-FR"/>
         </w:rPr>
-        <w:t>(Jan 2023 – Apr 2023)</w:t>
+        <w:t xml:space="preserve">(Jan 2023 – </w:t>
+      </w:r>
+      <w:proofErr w:type="spellStart"/>
+      <w:r>
+        <w:rPr>
+          <w:rFonts w:eastAsia="Times New Roman" w:cstheme="minorHAnsi"/>
+          <w:i/>
+          <w:iCs/>
+          <w:sz w:val="24"/>
+          <w:szCs w:val="24"/>
+          <w:lang w:eastAsia="fr-FR"/>
+        </w:rPr>
+        <w:t>Apr</w:t>
+      </w:r>
+      <w:proofErr w:type="spellEnd"/>
+      <w:r>
+        <w:rPr>
+          <w:rFonts w:eastAsia="Times New Roman" w:cstheme="minorHAnsi"/>
+          <w:i/>
+          <w:iCs/>
+          <w:sz w:val="24"/>
+          <w:szCs w:val="24"/>
+          <w:lang w:eastAsia="fr-FR"/>
+        </w:rPr>
+        <w:t xml:space="preserve"> 2023)</w:t>
       </w:r>
     </w:p>
     <w:p>
@@ -1506,7 +1755,55 @@
           <w:szCs w:val="24"/>
           <w:lang w:val="en-US" w:eastAsia="fr-FR"/>
         </w:rPr>
-        <w:t>"Dis-moi qui est la plus belle"</w:t>
+        <w:t>"Dis-</w:t>
+      </w:r>
+      <w:proofErr w:type="spellStart"/>
+      <w:r>
+        <w:rPr>
+          <w:rFonts w:eastAsia="Times New Roman" w:cstheme="minorHAnsi"/>
+          <w:i/>
+          <w:iCs/>
+          <w:sz w:val="24"/>
+          <w:szCs w:val="24"/>
+          <w:lang w:val="en-US" w:eastAsia="fr-FR"/>
+        </w:rPr>
+        <w:t>moi</w:t>
+      </w:r>
+      <w:proofErr w:type="spellEnd"/>
+      <w:r>
+        <w:rPr>
+          <w:rFonts w:eastAsia="Times New Roman" w:cstheme="minorHAnsi"/>
+          <w:i/>
+          <w:iCs/>
+          <w:sz w:val="24"/>
+          <w:szCs w:val="24"/>
+          <w:lang w:val="en-US" w:eastAsia="fr-FR"/>
+        </w:rPr>
+        <w:t xml:space="preserve"> qui </w:t>
+      </w:r>
+      <w:proofErr w:type="spellStart"/>
+      <w:r>
+        <w:rPr>
+          <w:rFonts w:eastAsia="Times New Roman" w:cstheme="minorHAnsi"/>
+          <w:i/>
+          <w:iCs/>
+          <w:sz w:val="24"/>
+          <w:szCs w:val="24"/>
+          <w:lang w:val="en-US" w:eastAsia="fr-FR"/>
+        </w:rPr>
+        <w:t>est</w:t>
+      </w:r>
+      <w:proofErr w:type="spellEnd"/>
+      <w:r>
+        <w:rPr>
+          <w:rFonts w:eastAsia="Times New Roman" w:cstheme="minorHAnsi"/>
+          <w:i/>
+          <w:iCs/>
+          <w:sz w:val="24"/>
+          <w:szCs w:val="24"/>
+          <w:lang w:val="en-US" w:eastAsia="fr-FR"/>
+        </w:rPr>
+        <w:t xml:space="preserve"> la plus belle"</w:t>
       </w:r>
       <w:r>
         <w:rPr>
@@ -1747,8 +2044,69 @@
           <w:szCs w:val="24"/>
           <w:lang w:val="en-US" w:eastAsia="fr-FR"/>
         </w:rPr>
-        <w:t>Google L’Atelier Numérique Africain</w:t>
-      </w:r>
+        <w:t xml:space="preserve">Google </w:t>
+      </w:r>
+      <w:proofErr w:type="spellStart"/>
+      <w:r>
+        <w:rPr>
+          <w:rFonts w:eastAsia="Times New Roman" w:cstheme="minorHAnsi"/>
+          <w:i/>
+          <w:iCs/>
+          <w:sz w:val="24"/>
+          <w:szCs w:val="24"/>
+          <w:lang w:val="en-US" w:eastAsia="fr-FR"/>
+        </w:rPr>
+        <w:t>L’Atelier</w:t>
+      </w:r>
+      <w:proofErr w:type="spellEnd"/>
+      <w:r>
+        <w:rPr>
+          <w:rFonts w:eastAsia="Times New Roman" w:cstheme="minorHAnsi"/>
+          <w:i/>
+          <w:iCs/>
+          <w:sz w:val="24"/>
+          <w:szCs w:val="24"/>
+          <w:lang w:val="en-US" w:eastAsia="fr-FR"/>
+        </w:rPr>
+        <w:t xml:space="preserve"> </w:t>
+      </w:r>
+      <w:proofErr w:type="spellStart"/>
+      <w:r>
+        <w:rPr>
+          <w:rFonts w:eastAsia="Times New Roman" w:cstheme="minorHAnsi"/>
+          <w:i/>
+          <w:iCs/>
+          <w:sz w:val="24"/>
+          <w:szCs w:val="24"/>
+          <w:lang w:val="en-US" w:eastAsia="fr-FR"/>
+        </w:rPr>
+        <w:t>Numérique</w:t>
+      </w:r>
+      <w:proofErr w:type="spellEnd"/>
+      <w:r>
+        <w:rPr>
+          <w:rFonts w:eastAsia="Times New Roman" w:cstheme="minorHAnsi"/>
+          <w:i/>
+          <w:iCs/>
+          <w:sz w:val="24"/>
+          <w:szCs w:val="24"/>
+          <w:lang w:val="en-US" w:eastAsia="fr-FR"/>
+        </w:rPr>
+        <w:t xml:space="preserve"> </w:t>
+      </w:r>
+      <w:proofErr w:type="spellStart"/>
+      <w:r>
+        <w:rPr>
+          <w:rFonts w:eastAsia="Times New Roman" w:cstheme="minorHAnsi"/>
+          <w:i/>
+          <w:iCs/>
+          <w:sz w:val="24"/>
+          <w:szCs w:val="24"/>
+          <w:lang w:val="en-US" w:eastAsia="fr-FR"/>
+        </w:rPr>
+        <w:t>Africain</w:t>
+      </w:r>
+      <w:proofErr w:type="spellEnd"/>
       <w:r>
         <w:rPr>
           <w:rFonts w:eastAsia="Times New Roman" w:cstheme="minorHAnsi"/>
@@ -1890,7 +2248,27 @@
           <w:szCs w:val="24"/>
           <w:lang w:eastAsia="fr-FR"/>
         </w:rPr>
-        <w:t xml:space="preserve"> Intermediate (TOEIC 810/990)</w:t>
+        <w:t xml:space="preserve"> </w:t>
+      </w:r>
+      <w:proofErr w:type="spellStart"/>
+      <w:r>
+        <w:rPr>
+          <w:rFonts w:eastAsia="Times New Roman" w:cstheme="minorHAnsi"/>
+          <w:sz w:val="24"/>
+          <w:szCs w:val="24"/>
+          <w:lang w:eastAsia="fr-FR"/>
+        </w:rPr>
+        <w:t>Intermediate</w:t>
+      </w:r>
+      <w:proofErr w:type="spellEnd"/>
+      <w:r>
+        <w:rPr>
+          <w:rFonts w:eastAsia="Times New Roman" w:cstheme="minorHAnsi"/>
+          <w:sz w:val="24"/>
+          <w:szCs w:val="24"/>
+          <w:lang w:eastAsia="fr-FR"/>
+        </w:rPr>
+        <w:t xml:space="preserve"> (TOEIC 810/990)</w:t>
       </w:r>
     </w:p>
     <w:p>
@@ -1977,7 +2355,27 @@
           <w:szCs w:val="24"/>
           <w:lang w:val="en-US" w:eastAsia="fr-FR"/>
         </w:rPr>
-        <w:t xml:space="preserve"> Exploring innovative content strategies on Facebook, Instagram, and TikTok.</w:t>
+        <w:t xml:space="preserve"> Exploring innovative content strategies on Facebook, Instagram, and </w:t>
+      </w:r>
+      <w:proofErr w:type="spellStart"/>
+      <w:r>
+        <w:rPr>
+          <w:rFonts w:eastAsia="Times New Roman" w:cstheme="minorHAnsi"/>
+          <w:sz w:val="24"/>
+          <w:szCs w:val="24"/>
+          <w:lang w:val="en-US" w:eastAsia="fr-FR"/>
+        </w:rPr>
+        <w:t>TikTok</w:t>
+      </w:r>
+      <w:proofErr w:type="spellEnd"/>
+      <w:r>
+        <w:rPr>
+          <w:rFonts w:eastAsia="Times New Roman" w:cstheme="minorHAnsi"/>
+          <w:sz w:val="24"/>
+          <w:szCs w:val="24"/>
+          <w:lang w:val="en-US" w:eastAsia="fr-FR"/>
+        </w:rPr>
+        <w:t>.</w:t>
       </w:r>
     </w:p>
     <w:p>
@@ -2121,7 +2519,27 @@
           <w:szCs w:val="24"/>
           <w:lang w:val="en-US" w:eastAsia="fr-FR"/>
         </w:rPr>
-        <w:t xml:space="preserve">I don’t just manage communities—I </w:t>
+        <w:t xml:space="preserve">I </w:t>
+      </w:r>
+      <w:proofErr w:type="gramStart"/>
+      <w:r>
+        <w:rPr>
+          <w:rFonts w:eastAsia="Times New Roman" w:cstheme="minorHAnsi"/>
+          <w:sz w:val="24"/>
+          <w:szCs w:val="24"/>
+          <w:lang w:val="en-US" w:eastAsia="fr-FR"/>
+        </w:rPr>
+        <w:t>don’t</w:t>
+      </w:r>
+      <w:proofErr w:type="gramEnd"/>
+      <w:r>
+        <w:rPr>
+          <w:rFonts w:eastAsia="Times New Roman" w:cstheme="minorHAnsi"/>
+          <w:sz w:val="24"/>
+          <w:szCs w:val="24"/>
+          <w:lang w:val="en-US" w:eastAsia="fr-FR"/>
+        </w:rPr>
+        <w:t xml:space="preserve"> just manage communities—I </w:t>
       </w:r>
       <w:r>
         <w:rPr>
@@ -2141,7 +2559,27 @@
           <w:szCs w:val="24"/>
           <w:lang w:val="en-US" w:eastAsia="fr-FR"/>
         </w:rPr>
-        <w:t xml:space="preserve">. I don’t just create content—I </w:t>
+        <w:t xml:space="preserve">. I </w:t>
+      </w:r>
+      <w:proofErr w:type="gramStart"/>
+      <w:r>
+        <w:rPr>
+          <w:rFonts w:eastAsia="Times New Roman" w:cstheme="minorHAnsi"/>
+          <w:sz w:val="24"/>
+          <w:szCs w:val="24"/>
+          <w:lang w:val="en-US" w:eastAsia="fr-FR"/>
+        </w:rPr>
+        <w:t>don’t</w:t>
+      </w:r>
+      <w:proofErr w:type="gramEnd"/>
+      <w:r>
+        <w:rPr>
+          <w:rFonts w:eastAsia="Times New Roman" w:cstheme="minorHAnsi"/>
+          <w:sz w:val="24"/>
+          <w:szCs w:val="24"/>
+          <w:lang w:val="en-US" w:eastAsia="fr-FR"/>
+        </w:rPr>
+        <w:t xml:space="preserve"> just create content—I </w:t>
       </w:r>
       <w:r>
         <w:rPr>
@@ -2195,14 +2633,25 @@
           <w:lang w:val="en-US" w:eastAsia="fr-FR"/>
         </w:rPr>
       </w:pPr>
-      <w:r>
-        <w:rPr>
-          <w:rFonts w:eastAsia="Times New Roman" w:cstheme="minorHAnsi"/>
-          <w:sz w:val="24"/>
-          <w:szCs w:val="24"/>
-          <w:lang w:val="en-US" w:eastAsia="fr-FR"/>
-        </w:rPr>
-        <w:t>Let’s create something extraordinary together.</w:t>
+      <w:proofErr w:type="gramStart"/>
+      <w:r>
+        <w:rPr>
+          <w:rFonts w:eastAsia="Times New Roman" w:cstheme="minorHAnsi"/>
+          <w:sz w:val="24"/>
+          <w:szCs w:val="24"/>
+          <w:lang w:val="en-US" w:eastAsia="fr-FR"/>
+        </w:rPr>
+        <w:t>Let’s</w:t>
+      </w:r>
+      <w:proofErr w:type="gramEnd"/>
+      <w:r>
+        <w:rPr>
+          <w:rFonts w:eastAsia="Times New Roman" w:cstheme="minorHAnsi"/>
+          <w:sz w:val="24"/>
+          <w:szCs w:val="24"/>
+          <w:lang w:val="en-US" w:eastAsia="fr-FR"/>
+        </w:rPr>
+        <w:t xml:space="preserve"> create something extraordinary together.</w:t>
       </w:r>
     </w:p>
     <w:p>
